--- a/docs/tech/ezEKP 서브모듈 메모리 크기 설정 방법.docx
+++ b/docs/tech/ezEKP 서브모듈 메모리 크기 설정 방법.docx
@@ -14,12 +14,7 @@
     <w:p>
       <w:pPr>
         <w:pStyle w:val="a3"/>
-        <w:rPr>
-          <w:rFonts w:hint="eastAsia"/>
-        </w:rPr>
-      </w:pPr>
-      <w:bookmarkStart w:id="1" w:name="_GoBack"/>
-      <w:bookmarkEnd w:id="1"/>
+      </w:pPr>
       <w:r>
         <w:t>메모리</w:t>
       </w:r>
@@ -459,7 +454,7 @@
       <w:pPr>
         <w:pStyle w:val="1"/>
       </w:pPr>
-      <w:bookmarkStart w:id="2" w:name="_Toc20926898"/>
+      <w:bookmarkStart w:id="1" w:name="_Toc20926898"/>
       <w:r>
         <w:rPr>
           <w:rFonts w:hint="eastAsia"/>
@@ -467,7 +462,7 @@
         <w:lastRenderedPageBreak/>
         <w:t>메모리 최대 사용 크기 설정 방법</w:t>
       </w:r>
-      <w:bookmarkEnd w:id="2"/>
+      <w:bookmarkEnd w:id="1"/>
     </w:p>
     <w:p/>
     <w:p>
@@ -777,7 +772,7 @@
       <w:pPr>
         <w:pStyle w:val="1"/>
       </w:pPr>
-      <w:bookmarkStart w:id="3" w:name="_Toc20926899"/>
+      <w:bookmarkStart w:id="2" w:name="_Toc20926899"/>
       <w:r>
         <w:rPr>
           <w:rFonts w:hint="eastAsia"/>
@@ -787,7 +782,7 @@
       <w:r>
         <w:t xml:space="preserve"> 메모리(RAM) 크기에 따른 기준 설정값</w:t>
       </w:r>
-      <w:bookmarkEnd w:id="3"/>
+      <w:bookmarkEnd w:id="2"/>
     </w:p>
     <w:p>
       <w:pPr>
@@ -915,7 +910,15 @@
         <w:ind w:leftChars="0"/>
       </w:pPr>
       <w:r>
-        <w:t>JMocha Mail Server는 패키지 디폴트 설정을 그대로 사용(최대 4GB)</w:t>
+        <w:t>JMocha Mail Server는</w:t>
+      </w:r>
+      <w:r>
+        <w:t xml:space="preserve"> -Xms128m –Xmx6144</w:t>
+      </w:r>
+      <w:bookmarkStart w:id="3" w:name="_GoBack"/>
+      <w:bookmarkEnd w:id="3"/>
+      <w:r>
+        <w:t>m 로 설정</w:t>
       </w:r>
     </w:p>
     <w:p>
@@ -928,7 +931,7 @@
         <w:ind w:leftChars="0"/>
       </w:pPr>
       <w:r>
-        <w:t>MariaDB는 패키지 디폴트 설정을 그대로 사용(4GB)</w:t>
+        <w:t>MariaDB는 innodb_buffer_pool_size = 8G 로 설정</w:t>
       </w:r>
     </w:p>
     <w:p>
@@ -3989,7 +3992,7 @@
 </file>
 
 <file path=customXml/itemProps1.xml><?xml version="1.0" encoding="utf-8"?>
-<ds:datastoreItem xmlns:ds="http://schemas.openxmlformats.org/officeDocument/2006/customXml" ds:itemID="{CE759EF0-10BD-4814-8F7B-02193C70715D}">
+<ds:datastoreItem xmlns:ds="http://schemas.openxmlformats.org/officeDocument/2006/customXml" ds:itemID="{8CD80FC0-6785-45C5-BE8C-515CD421043F}">
   <ds:schemaRefs>
     <ds:schemaRef ds:uri="http://schemas.openxmlformats.org/officeDocument/2006/bibliography"/>
   </ds:schemaRefs>

--- a/docs/tech/ezEKP 서브모듈 메모리 크기 설정 방법.docx
+++ b/docs/tech/ezEKP 서브모듈 메모리 크기 설정 방법.docx
@@ -913,10 +913,8 @@
         <w:t>JMocha Mail Server는</w:t>
       </w:r>
       <w:r>
-        <w:t xml:space="preserve"> -Xms128m –Xmx6144</w:t>
-      </w:r>
-      <w:bookmarkStart w:id="3" w:name="_GoBack"/>
-      <w:bookmarkEnd w:id="3"/>
+        <w:t xml:space="preserve"> -Xms128m –Xmx8192</w:t>
+      </w:r>
       <w:r>
         <w:t>m 로 설정</w:t>
       </w:r>
@@ -933,6 +931,8 @@
       <w:r>
         <w:t>MariaDB는 innodb_buffer_pool_size = 8G 로 설정</w:t>
       </w:r>
+      <w:bookmarkStart w:id="3" w:name="_GoBack"/>
+      <w:bookmarkEnd w:id="3"/>
     </w:p>
     <w:p>
       <w:pPr>
@@ -1048,7 +1048,16 @@
       </w:pPr>
       <w:r>
         <w:lastRenderedPageBreak/>
-        <w:t>JMocha Gateway Server는 패키지 디폴트 설정을 그대로 사용(최대 2GB)</w:t>
+        <w:t>JMocha Gateway Server는</w:t>
+      </w:r>
+      <w:r>
+        <w:rPr>
+          <w:rFonts w:hint="eastAsia"/>
+        </w:rPr>
+        <w:t xml:space="preserve"> </w:t>
+      </w:r>
+      <w:r>
+        <w:t>–Xms256m –Xmx512m 로 설정</w:t>
       </w:r>
     </w:p>
     <w:p>
@@ -1061,7 +1070,13 @@
         <w:ind w:leftChars="0"/>
       </w:pPr>
       <w:r>
-        <w:t>JMocha Mail Server는 -Xms128m -Xmx2560m 로 설정</w:t>
+        <w:t>JMocha Mail Server는</w:t>
+      </w:r>
+      <w:r>
+        <w:t xml:space="preserve"> -Xms128m –Xmx1536</w:t>
+      </w:r>
+      <w:r>
+        <w:t>m 로 설정</w:t>
       </w:r>
     </w:p>
     <w:p>
@@ -1074,7 +1089,13 @@
         <w:ind w:leftChars="0"/>
       </w:pPr>
       <w:r>
-        <w:t>MariaDB는  innodb_buffer_pool_size = 1024M 로 설정</w:t>
+        <w:t>MariaDB는</w:t>
+      </w:r>
+      <w:r>
+        <w:t xml:space="preserve"> innodb_buffer_pool_size = 800</w:t>
+      </w:r>
+      <w:r>
+        <w:t>M 로 설정</w:t>
       </w:r>
     </w:p>
     <w:p>
@@ -1119,7 +1140,19 @@
         <w:ind w:leftChars="0"/>
       </w:pPr>
       <w:r>
-        <w:t>JMocha Gateway Server는 패키지 디폴트 설정을 그대로 사용(최대 1GB)</w:t>
+        <w:t>JMocha Gateway Server는</w:t>
+      </w:r>
+      <w:r>
+        <w:rPr>
+          <w:rFonts w:hint="eastAsia"/>
+        </w:rPr>
+        <w:t xml:space="preserve"> </w:t>
+      </w:r>
+      <w:r>
+        <w:t>–Xms256m –Xmx512</w:t>
+      </w:r>
+      <w:r>
+        <w:t>m 로 설정</w:t>
       </w:r>
     </w:p>
     <w:p>
@@ -1145,7 +1178,13 @@
         <w:ind w:leftChars="0"/>
       </w:pPr>
       <w:r>
-        <w:t>MariaDB는  innodb_buffer_pool_size = 384M 로 설정</w:t>
+        <w:t>MariaDB는</w:t>
+      </w:r>
+      <w:r>
+        <w:t xml:space="preserve"> </w:t>
+      </w:r>
+      <w:r>
+        <w:t>innodb_buffer_pool_size = 384M 로 설정</w:t>
       </w:r>
     </w:p>
     <w:sectPr>
@@ -1156,6 +1195,56 @@
     </w:sectPr>
   </w:body>
 </w:document>
+</file>
+
+<file path=word/endnotes.xml><?xml version="1.0" encoding="utf-8"?>
+<w:endnotes xmlns:wpc="http://schemas.microsoft.com/office/word/2010/wordprocessingCanvas" xmlns:mc="http://schemas.openxmlformats.org/markup-compatibility/2006" xmlns:o="urn:schemas-microsoft-com:office:office" xmlns:r="http://schemas.openxmlformats.org/officeDocument/2006/relationships" xmlns:m="http://schemas.openxmlformats.org/officeDocument/2006/math" xmlns:v="urn:schemas-microsoft-com:vml" xmlns:wp14="http://schemas.microsoft.com/office/word/2010/wordprocessingDrawing" xmlns:wp="http://schemas.openxmlformats.org/drawingml/2006/wordprocessingDrawing" xmlns:w10="urn:schemas-microsoft-com:office:word" xmlns:w="http://schemas.openxmlformats.org/wordprocessingml/2006/main" xmlns:w14="http://schemas.microsoft.com/office/word/2010/wordml" xmlns:w15="http://schemas.microsoft.com/office/word/2012/wordml" xmlns:wpg="http://schemas.microsoft.com/office/word/2010/wordprocessingGroup" xmlns:wpi="http://schemas.microsoft.com/office/word/2010/wordprocessingInk" xmlns:wne="http://schemas.microsoft.com/office/word/2006/wordml" xmlns:wps="http://schemas.microsoft.com/office/word/2010/wordprocessingShape" mc:Ignorable="w14 w15 wp14">
+  <w:endnote w:type="separator" w:id="-1">
+    <w:p>
+      <w:pPr>
+        <w:spacing w:after="0" w:line="240" w:lineRule="auto"/>
+      </w:pPr>
+      <w:r>
+        <w:separator/>
+      </w:r>
+    </w:p>
+  </w:endnote>
+  <w:endnote w:type="continuationSeparator" w:id="0">
+    <w:p>
+      <w:pPr>
+        <w:spacing w:after="0" w:line="240" w:lineRule="auto"/>
+      </w:pPr>
+      <w:r>
+        <w:continuationSeparator/>
+      </w:r>
+    </w:p>
+  </w:endnote>
+</w:endnotes>
+</file>
+
+<file path=word/footnotes.xml><?xml version="1.0" encoding="utf-8"?>
+<w:footnotes xmlns:wpc="http://schemas.microsoft.com/office/word/2010/wordprocessingCanvas" xmlns:mc="http://schemas.openxmlformats.org/markup-compatibility/2006" xmlns:o="urn:schemas-microsoft-com:office:office" xmlns:r="http://schemas.openxmlformats.org/officeDocument/2006/relationships" xmlns:m="http://schemas.openxmlformats.org/officeDocument/2006/math" xmlns:v="urn:schemas-microsoft-com:vml" xmlns:wp14="http://schemas.microsoft.com/office/word/2010/wordprocessingDrawing" xmlns:wp="http://schemas.openxmlformats.org/drawingml/2006/wordprocessingDrawing" xmlns:w10="urn:schemas-microsoft-com:office:word" xmlns:w="http://schemas.openxmlformats.org/wordprocessingml/2006/main" xmlns:w14="http://schemas.microsoft.com/office/word/2010/wordml" xmlns:w15="http://schemas.microsoft.com/office/word/2012/wordml" xmlns:wpg="http://schemas.microsoft.com/office/word/2010/wordprocessingGroup" xmlns:wpi="http://schemas.microsoft.com/office/word/2010/wordprocessingInk" xmlns:wne="http://schemas.microsoft.com/office/word/2006/wordml" xmlns:wps="http://schemas.microsoft.com/office/word/2010/wordprocessingShape" mc:Ignorable="w14 w15 wp14">
+  <w:footnote w:type="separator" w:id="-1">
+    <w:p>
+      <w:pPr>
+        <w:spacing w:after="0" w:line="240" w:lineRule="auto"/>
+      </w:pPr>
+      <w:r>
+        <w:separator/>
+      </w:r>
+    </w:p>
+  </w:footnote>
+  <w:footnote w:type="continuationSeparator" w:id="0">
+    <w:p>
+      <w:pPr>
+        <w:spacing w:after="0" w:line="240" w:lineRule="auto"/>
+      </w:pPr>
+      <w:r>
+        <w:continuationSeparator/>
+      </w:r>
+    </w:p>
+  </w:footnote>
+</w:footnotes>
 </file>
 
 <file path=word/numbering.xml><?xml version="1.0" encoding="utf-8"?>
@@ -3723,6 +3812,56 @@
       <w:u w:val="single"/>
     </w:rPr>
   </w:style>
+  <w:style w:type="paragraph" w:styleId="a6">
+    <w:name w:val="header"/>
+    <w:basedOn w:val="a"/>
+    <w:link w:val="Char0"/>
+    <w:uiPriority w:val="99"/>
+    <w:unhideWhenUsed/>
+    <w:rsid w:val="0016097B"/>
+    <w:pPr>
+      <w:tabs>
+        <w:tab w:val="center" w:pos="4680"/>
+        <w:tab w:val="right" w:pos="9360"/>
+      </w:tabs>
+      <w:spacing w:after="0" w:line="240" w:lineRule="auto"/>
+    </w:pPr>
+  </w:style>
+  <w:style w:type="character" w:customStyle="1" w:styleId="Char0">
+    <w:name w:val="머리글 Char"/>
+    <w:basedOn w:val="a0"/>
+    <w:link w:val="a6"/>
+    <w:uiPriority w:val="99"/>
+    <w:rsid w:val="0016097B"/>
+    <w:rPr>
+      <w:sz w:val="22"/>
+    </w:rPr>
+  </w:style>
+  <w:style w:type="paragraph" w:styleId="a7">
+    <w:name w:val="footer"/>
+    <w:basedOn w:val="a"/>
+    <w:link w:val="Char1"/>
+    <w:uiPriority w:val="99"/>
+    <w:unhideWhenUsed/>
+    <w:rsid w:val="0016097B"/>
+    <w:pPr>
+      <w:tabs>
+        <w:tab w:val="center" w:pos="4680"/>
+        <w:tab w:val="right" w:pos="9360"/>
+      </w:tabs>
+      <w:spacing w:after="0" w:line="240" w:lineRule="auto"/>
+    </w:pPr>
+  </w:style>
+  <w:style w:type="character" w:customStyle="1" w:styleId="Char1">
+    <w:name w:val="바닥글 Char"/>
+    <w:basedOn w:val="a0"/>
+    <w:link w:val="a7"/>
+    <w:uiPriority w:val="99"/>
+    <w:rsid w:val="0016097B"/>
+    <w:rPr>
+      <w:sz w:val="22"/>
+    </w:rPr>
+  </w:style>
 </w:styles>
 </file>
 
@@ -3992,7 +4131,7 @@
 </file>
 
 <file path=customXml/itemProps1.xml><?xml version="1.0" encoding="utf-8"?>
-<ds:datastoreItem xmlns:ds="http://schemas.openxmlformats.org/officeDocument/2006/customXml" ds:itemID="{8CD80FC0-6785-45C5-BE8C-515CD421043F}">
+<ds:datastoreItem xmlns:ds="http://schemas.openxmlformats.org/officeDocument/2006/customXml" ds:itemID="{4B9E3F03-3689-496B-9F1D-76AB827CA66A}">
   <ds:schemaRefs>
     <ds:schemaRef ds:uri="http://schemas.openxmlformats.org/officeDocument/2006/bibliography"/>
   </ds:schemaRefs>

--- a/docs/tech/ezEKP 서브모듈 메모리 크기 설정 방법.docx
+++ b/docs/tech/ezEKP 서브모듈 메모리 크기 설정 방법.docx
@@ -931,8 +931,6 @@
       <w:r>
         <w:t>MariaDB는 innodb_buffer_pool_size = 8G 로 설정</w:t>
       </w:r>
-      <w:bookmarkStart w:id="3" w:name="_GoBack"/>
-      <w:bookmarkEnd w:id="3"/>
     </w:p>
     <w:p>
       <w:pPr>
@@ -1034,7 +1032,15 @@
         <w:ind w:leftChars="0"/>
       </w:pPr>
       <w:r>
-        <w:t>ezFlowApp은 -Xms512m -Xmx768m 로 설정</w:t>
+        <w:t>ezFlowApp은</w:t>
+      </w:r>
+      <w:r>
+        <w:t xml:space="preserve"> -Xms512m –Xmx1024</w:t>
+      </w:r>
+      <w:bookmarkStart w:id="3" w:name="_GoBack"/>
+      <w:bookmarkEnd w:id="3"/>
+      <w:r>
+        <w:t>m 로 설정</w:t>
       </w:r>
     </w:p>
     <w:p>
@@ -1149,10 +1155,7 @@
         <w:t xml:space="preserve"> </w:t>
       </w:r>
       <w:r>
-        <w:t>–Xms256m –Xmx512</w:t>
-      </w:r>
-      <w:r>
-        <w:t>m 로 설정</w:t>
+        <w:t>–Xms256m –Xmx512m 로 설정</w:t>
       </w:r>
     </w:p>
     <w:p>
@@ -4131,7 +4134,7 @@
 </file>
 
 <file path=customXml/itemProps1.xml><?xml version="1.0" encoding="utf-8"?>
-<ds:datastoreItem xmlns:ds="http://schemas.openxmlformats.org/officeDocument/2006/customXml" ds:itemID="{4B9E3F03-3689-496B-9F1D-76AB827CA66A}">
+<ds:datastoreItem xmlns:ds="http://schemas.openxmlformats.org/officeDocument/2006/customXml" ds:itemID="{8388E528-E5C4-4191-A510-A563086E5E1E}">
   <ds:schemaRefs>
     <ds:schemaRef ds:uri="http://schemas.openxmlformats.org/officeDocument/2006/bibliography"/>
   </ds:schemaRefs>
